--- a/documentacao/arquivos/garantia-qualidade/LabMedSys - Modulo Garantia da Qualidade - Controle de Desvios - Tela 11 Execução Plano de Ação Preventiva - Anvisa.docx
+++ b/documentacao/arquivos/garantia-qualidade/LabMedSys - Modulo Garantia da Qualidade - Controle de Desvios - Tela 11 Execução Plano de Ação Preventiva - Anvisa.docx
@@ -946,7 +946,7 @@
               <w:rPr>
                 <w:szCs w:val="20"/>
               </w:rPr>
-              <w:t>21/10/2026</w:t>
+              <w:t>22/10/2026</w:t>
             </w:r>
           </w:p>
         </w:tc>
@@ -3519,10 +3519,10 @@
         <w:tblLook w:val="04A0" w:firstRow="1" w:lastRow="0" w:firstColumn="1" w:lastColumn="0" w:noHBand="0" w:noVBand="1"/>
       </w:tblPr>
       <w:tblGrid>
-        <w:gridCol w:w="2703"/>
-        <w:gridCol w:w="1289"/>
-        <w:gridCol w:w="4455"/>
-        <w:gridCol w:w="1184"/>
+        <w:gridCol w:w="2507"/>
+        <w:gridCol w:w="1269"/>
+        <w:gridCol w:w="4692"/>
+        <w:gridCol w:w="1163"/>
       </w:tblGrid>
       <w:tr>
         <w:trPr>
@@ -3531,7 +3531,7 @@
         </w:trPr>
         <w:tc>
           <w:tcPr>
-            <w:tcW w:w="2703" w:type="dxa"/>
+            <w:tcW w:w="2507" w:type="dxa"/>
             <w:shd w:val="clear" w:color="auto" w:fill="D9D9D9" w:themeFill="background1" w:themeFillShade="D9"/>
           </w:tcPr>
           <w:p>
@@ -3559,7 +3559,7 @@
         </w:tc>
         <w:tc>
           <w:tcPr>
-            <w:tcW w:w="1289" w:type="dxa"/>
+            <w:tcW w:w="1269" w:type="dxa"/>
             <w:shd w:val="clear" w:color="auto" w:fill="D9D9D9" w:themeFill="background1" w:themeFillShade="D9"/>
           </w:tcPr>
           <w:p>
@@ -3587,7 +3587,7 @@
         </w:tc>
         <w:tc>
           <w:tcPr>
-            <w:tcW w:w="4455" w:type="dxa"/>
+            <w:tcW w:w="4692" w:type="dxa"/>
             <w:shd w:val="clear" w:color="auto" w:fill="D9D9D9" w:themeFill="background1" w:themeFillShade="D9"/>
           </w:tcPr>
           <w:p>
@@ -3615,7 +3615,7 @@
         </w:tc>
         <w:tc>
           <w:tcPr>
-            <w:tcW w:w="1184" w:type="dxa"/>
+            <w:tcW w:w="1163" w:type="dxa"/>
             <w:shd w:val="clear" w:color="auto" w:fill="D9D9D9" w:themeFill="background1" w:themeFillShade="D9"/>
           </w:tcPr>
           <w:p>
@@ -3648,7 +3648,7 @@
         </w:trPr>
         <w:tc>
           <w:tcPr>
-            <w:tcW w:w="2703" w:type="dxa"/>
+            <w:tcW w:w="2507" w:type="dxa"/>
           </w:tcPr>
           <w:p>
             <w:pPr>
@@ -3671,7 +3671,7 @@
         </w:tc>
         <w:tc>
           <w:tcPr>
-            <w:tcW w:w="1289" w:type="dxa"/>
+            <w:tcW w:w="1269" w:type="dxa"/>
           </w:tcPr>
           <w:p>
             <w:pPr>
@@ -3694,7 +3694,7 @@
         </w:tc>
         <w:tc>
           <w:tcPr>
-            <w:tcW w:w="4455" w:type="dxa"/>
+            <w:tcW w:w="4692" w:type="dxa"/>
           </w:tcPr>
           <w:p>
             <w:pPr>
@@ -3711,13 +3711,13 @@
                 <w:sz w:val="18"/>
                 <w:szCs w:val="20"/>
               </w:rPr>
-              <w:t xml:space="preserve">O responsável registra a conclusão da própria ação, com data obrigatória e não futura (RN-GQ-055; Domain/Service/AvaliacaoPlanoAcaoPreventivaValidator.cs:25-37). O anexo de evidência é opcional (Editar.cshtml:56-58)</w:t>
+              <w:t xml:space="preserve">O responsável registra a conclusão da própria ação, com data obrigatória e não futura (RN-GQ-055; Domain/Service/AvaliacaoPlanoAcaoPreventivaValidator.cs:25-37). O anexo de evidência é opcional (Editar.cshtml:56-58) Rodada 1 (21/10/2026): data de conclusão vazia e futura são recusadas com as mensagens previstas (CT-GQ-N11-05 e N11-06).</w:t>
             </w:r>
           </w:p>
         </w:tc>
         <w:tc>
           <w:tcPr>
-            <w:tcW w:w="1184" w:type="dxa"/>
+            <w:tcW w:w="1163" w:type="dxa"/>
           </w:tcPr>
           <w:p>
             <w:pPr>
@@ -3745,7 +3745,7 @@
         </w:trPr>
         <w:tc>
           <w:tcPr>
-            <w:tcW w:w="2703" w:type="dxa"/>
+            <w:tcW w:w="2507" w:type="dxa"/>
           </w:tcPr>
           <w:p>
             <w:pPr>
@@ -3768,7 +3768,7 @@
         </w:tc>
         <w:tc>
           <w:tcPr>
-            <w:tcW w:w="1289" w:type="dxa"/>
+            <w:tcW w:w="1269" w:type="dxa"/>
           </w:tcPr>
           <w:p>
             <w:pPr>
@@ -3791,7 +3791,7 @@
         </w:tc>
         <w:tc>
           <w:tcPr>
-            <w:tcW w:w="4455" w:type="dxa"/>
+            <w:tcW w:w="4692" w:type="dxa"/>
           </w:tcPr>
           <w:p>
             <w:pPr>
@@ -3808,13 +3808,13 @@
                 <w:sz w:val="18"/>
                 <w:szCs w:val="20"/>
               </w:rPr>
-              <w:t xml:space="preserve">A ação passa de Pendente para Finalizado, mas o servidor não confere a situação do desvio ao gravar (RN-GQ-D11-01; RN-GQ-D11-09; AvaliacaoPlanoAcaoPreventivaRNCController.cs:221-340)</w:t>
+              <w:t xml:space="preserve">A ação passa de Pendente para Finalizado, mas o servidor não confere a situação do desvio ao gravar (RN-GQ-D11-01; RN-GQ-D11-09; AvaliacaoPlanoAcaoPreventivaRNCController.cs:221-340) Rodada 1 (CT-GQ-N11-10): depois de concluir as duas ações o desvio continuou na mesma situação, como previsto.</w:t>
             </w:r>
           </w:p>
         </w:tc>
         <w:tc>
           <w:tcPr>
-            <w:tcW w:w="1184" w:type="dxa"/>
+            <w:tcW w:w="1163" w:type="dxa"/>
           </w:tcPr>
           <w:p>
             <w:pPr>
@@ -3842,7 +3842,7 @@
         </w:trPr>
         <w:tc>
           <w:tcPr>
-            <w:tcW w:w="2703" w:type="dxa"/>
+            <w:tcW w:w="2507" w:type="dxa"/>
           </w:tcPr>
           <w:p>
             <w:pPr>
@@ -3865,7 +3865,7 @@
         </w:tc>
         <w:tc>
           <w:tcPr>
-            <w:tcW w:w="1289" w:type="dxa"/>
+            <w:tcW w:w="1269" w:type="dxa"/>
           </w:tcPr>
           <w:p>
             <w:pPr>
@@ -3888,7 +3888,7 @@
         </w:tc>
         <w:tc>
           <w:tcPr>
-            <w:tcW w:w="4455" w:type="dxa"/>
+            <w:tcW w:w="4692" w:type="dxa"/>
           </w:tcPr>
           <w:p>
             <w:pPr>
@@ -3911,7 +3911,7 @@
         </w:tc>
         <w:tc>
           <w:tcPr>
-            <w:tcW w:w="1184" w:type="dxa"/>
+            <w:tcW w:w="1163" w:type="dxa"/>
           </w:tcPr>
           <w:p>
             <w:pPr>
@@ -3939,7 +3939,7 @@
         </w:trPr>
         <w:tc>
           <w:tcPr>
-            <w:tcW w:w="2703" w:type="dxa"/>
+            <w:tcW w:w="2507" w:type="dxa"/>
           </w:tcPr>
           <w:p>
             <w:pPr>
@@ -3962,7 +3962,7 @@
         </w:tc>
         <w:tc>
           <w:tcPr>
-            <w:tcW w:w="1289" w:type="dxa"/>
+            <w:tcW w:w="1269" w:type="dxa"/>
           </w:tcPr>
           <w:p>
             <w:pPr>
@@ -3985,7 +3985,7 @@
         </w:tc>
         <w:tc>
           <w:tcPr>
-            <w:tcW w:w="4455" w:type="dxa"/>
+            <w:tcW w:w="4692" w:type="dxa"/>
           </w:tcPr>
           <w:p>
             <w:pPr>
@@ -4002,13 +4002,13 @@
                 <w:sz w:val="18"/>
                 <w:szCs w:val="20"/>
               </w:rPr>
-              <w:t xml:space="preserve">A conclusão pode ser regravada, entra no histórico campo a campo, mas sem campo de justificativa. O histórico não guarda o valor antigo da situação da ação (RN-GQ-D11-05; RN-GQ-D11-08, a confirmar no teste)</w:t>
+              <w:t xml:space="preserve">A conclusão pode ser regravada, entra no histórico campo a campo, mas sem campo de justificativa. O histórico não guarda o valor antigo da situação da ação (RN-GQ-D11-05; RN-GQ-D11-08, a confirmar no teste) Rodada 1 (CT-GQ-N11-11; DV-GQ-025): regravar a conclusão com nova data e observação foi aceito sem justificativa; o histórico da ação mostrou o valor antigo e o novo, com a justificativa vazia.</w:t>
             </w:r>
           </w:p>
         </w:tc>
         <w:tc>
           <w:tcPr>
-            <w:tcW w:w="1184" w:type="dxa"/>
+            <w:tcW w:w="1163" w:type="dxa"/>
           </w:tcPr>
           <w:p>
             <w:pPr>
@@ -4036,7 +4036,7 @@
         </w:trPr>
         <w:tc>
           <w:tcPr>
-            <w:tcW w:w="2703" w:type="dxa"/>
+            <w:tcW w:w="2507" w:type="dxa"/>
           </w:tcPr>
           <w:p>
             <w:pPr>
@@ -4059,7 +4059,7 @@
         </w:tc>
         <w:tc>
           <w:tcPr>
-            <w:tcW w:w="1289" w:type="dxa"/>
+            <w:tcW w:w="1269" w:type="dxa"/>
           </w:tcPr>
           <w:p>
             <w:pPr>
@@ -4082,7 +4082,7 @@
         </w:tc>
         <w:tc>
           <w:tcPr>
-            <w:tcW w:w="4455" w:type="dxa"/>
+            <w:tcW w:w="4692" w:type="dxa"/>
           </w:tcPr>
           <w:p>
             <w:pPr>
@@ -4099,13 +4099,13 @@
                 <w:sz w:val="18"/>
                 <w:szCs w:val="20"/>
               </w:rPr>
-              <w:t xml:space="preserve">Concluir depois do prazo é aceito sem aviso e sem justificativa; não há situação de atraso (RN-GQ-D11-07; RN-GQ-009)</w:t>
+              <w:t xml:space="preserve">Concluir depois do prazo é aceito sem aviso e sem justificativa; não há situação de atraso (RN-GQ-D11-07; RN-GQ-009) Rodada 1 (CT-GQ-N11-07; DV-GQ-025): uma data de conclusão 60 dias anterior, antes da abertura do desvio, foi aceita sem aviso.</w:t>
             </w:r>
           </w:p>
         </w:tc>
         <w:tc>
           <w:tcPr>
-            <w:tcW w:w="1184" w:type="dxa"/>
+            <w:tcW w:w="1163" w:type="dxa"/>
           </w:tcPr>
           <w:p>
             <w:pPr>
@@ -4133,7 +4133,7 @@
         </w:trPr>
         <w:tc>
           <w:tcPr>
-            <w:tcW w:w="2703" w:type="dxa"/>
+            <w:tcW w:w="2507" w:type="dxa"/>
           </w:tcPr>
           <w:p>
             <w:pPr>
@@ -4156,7 +4156,7 @@
         </w:tc>
         <w:tc>
           <w:tcPr>
-            <w:tcW w:w="1289" w:type="dxa"/>
+            <w:tcW w:w="1269" w:type="dxa"/>
           </w:tcPr>
           <w:p>
             <w:pPr>
@@ -4179,7 +4179,7 @@
         </w:tc>
         <w:tc>
           <w:tcPr>
-            <w:tcW w:w="4455" w:type="dxa"/>
+            <w:tcW w:w="4692" w:type="dxa"/>
           </w:tcPr>
           <w:p>
             <w:pPr>
@@ -4202,7 +4202,7 @@
         </w:tc>
         <w:tc>
           <w:tcPr>
-            <w:tcW w:w="1184" w:type="dxa"/>
+            <w:tcW w:w="1163" w:type="dxa"/>
           </w:tcPr>
           <w:p>
             <w:pPr>
@@ -4274,7 +4274,7 @@
         <w:rPr>
           <w:szCs w:val="20"/>
         </w:rPr>
-        <w:t xml:space="preserve">1. Quem executou esta ação e quando? O sistema mostra isso hoje? Em parte. O nome de quem executou fica gravado, mas a tela mostra sempre o usuário conectado, e a data vem do navegador. 2. Que evidência prova que a ação foi feita? O sistema mostra isso hoje? Em parte. Há campo de observação e anexo, mas ambos são opcionais. 3. A ação foi concluída dentro do prazo? Se não, por quê? O sistema mostra isso hoje? Não. O prazo não é comparado com a conclusão e não há campo de justificativa. 4. A conclusão foi alterada depois de registrada? O sistema mostra isso hoje? Em parte. O histórico existe, mas sem motivo, e a regravação é aceita mesmo com o desvio Finalizado. 5. Todas as ações do plano foram executadas antes do encerramento? O sistema mostra isso hoje? Não. A GQ não tem visão geral nesta tela e o encerramento não confere isso.</w:t>
+        <w:t xml:space="preserve">1. Quem executou esta ação e quando? O sistema mostra isso hoje? Em parte. O nome de quem executou fica gravado, mas a tela mostra sempre o usuário conectado, e a data vem do navegador. 2. Que evidência prova que a ação foi feita? O sistema mostra isso hoje? Em parte. Há campo de observação e anexo, mas ambos são opcionais. 3. A ação foi concluída dentro do prazo? Se não, por quê? O sistema mostra isso hoje? Não. O prazo não é comparado com a conclusão e não há campo de justificativa; na rodada 1 até uma data anterior à abertura do desvio foi aceita sem aviso (DV-GQ-025). 4. A conclusão foi alterada depois de registrada? O sistema mostra isso hoje? Em parte. O histórico existe e, na rodada 1, mostrou o valor antigo e o novo da regravação, mas sem motivo (justificativa vazia, DV-GQ-025); a regravação é aceita mesmo com o desvio Finalizado (código; não exercitado). 5. Todas as ações do plano foram executadas antes do encerramento? O sistema mostra isso hoje? Não. A GQ não tem visão geral nesta tela e o encerramento não confere isso.</w:t>
       </w:r>
     </w:p>
     <w:p>
@@ -4406,6 +4406,42 @@
     </w:p>
     <w:p>
       <w:pPr>
+        <w:numPr>
+          <w:ilvl w:val="0"/>
+          <w:numId w:val="2"/>
+        </w:numPr>
+        <w:spacing w:after="0" w:line="360" w:lineRule="auto"/>
+        <w:rPr>
+          <w:szCs w:val="20"/>
+        </w:rPr>
+      </w:pPr>
+      <w:r>
+        <w:rPr>
+          <w:szCs w:val="20"/>
+        </w:rPr>
+        <w:t xml:space="preserve">Avisar o atraso e exigir justificativa para concluir fora do prazo ou com data anterior à abertura, e para regravar uma conclusão (DV-GQ-025).</w:t>
+      </w:r>
+    </w:p>
+    <w:p>
+      <w:pPr>
+        <w:numPr>
+          <w:ilvl w:val="0"/>
+          <w:numId w:val="2"/>
+        </w:numPr>
+        <w:spacing w:after="0" w:line="360" w:lineRule="auto"/>
+        <w:rPr>
+          <w:szCs w:val="20"/>
+        </w:rPr>
+      </w:pPr>
+      <w:r>
+        <w:rPr>
+          <w:szCs w:val="20"/>
+        </w:rPr>
+        <w:t xml:space="preserve">Corrigir os filtros da lista: RD/Nº com o ano e datas de um só dia (DV-GQ-026, DV-GQ-027).</w:t>
+      </w:r>
+    </w:p>
+    <w:p>
+      <w:pPr>
         <w:keepNext/>
         <w:spacing w:before="120" w:after="0" w:line="360" w:lineRule="auto"/>
         <w:rPr>
@@ -4434,7 +4470,7 @@
         <w:rPr>
           <w:szCs w:val="20"/>
         </w:rPr>
-        <w:t xml:space="preserve">Item 9.3.2.3 (Requisitos Operacionais): o Guia lista entre as funções do sistema "Trilhas de auditoria;" e "Utilização de assinaturas eletrônicas;". Esta tela grava histórico da conclusão (a confirmar no teste), mas sem justificativa e sem assinatura eletrônica. Também usa a hora do navegador para a data da avaliação (RN-GQ-D11-06), e não a do servidor.</w:t>
+        <w:t xml:space="preserve">Item 9.3.2.3 (Requisitos Operacionais): o Guia lista entre as funções do sistema "Trilhas de auditoria;" e "Utilização de assinaturas eletrônicas;". Esta tela grava histórico da conclusão (na rodada 1 o histórico da ação mostrou o valor antigo e o novo), mas sem justificativa e sem assinatura eletrônica. Também usa a hora do navegador para a data da avaliação (RN-GQ-D11-06), e não a do servidor.</w:t>
       </w:r>
     </w:p>
     <w:sectPr>
